--- a/docs/lbs/lbs-설명자료-초안.docx
+++ b/docs/lbs/lbs-설명자료-초안.docx
@@ -516,6 +516,105 @@
     </w:p>
     <w:p>
       <w:pPr>
+        <w:spacing w:after="300"/>
+        <w:jc w:val="center"/>
+      </w:pPr>
+      <w:r>
+        <w:rPr>
+          <w:rFonts w:ascii="Malgun Gothic" w:cs="Malgun Gothic" w:eastAsia="Malgun Gothic" w:hAnsi="Malgun Gothic"/>
+          <w:b/>
+          <w:bCs/>
+          <w:sz w:val="30"/>
+          <w:szCs w:val="30"/>
+        </w:rPr>
+        <w:t xml:space="preserve">목 차</w:t>
+      </w:r>
+    </w:p>
+    <w:p>
+      <w:pPr>
+        <w:spacing w:after="160"/>
+      </w:pPr>
+      <w:r>
+        <w:rPr>
+          <w:rFonts w:ascii="Malgun Gothic" w:cs="Malgun Gothic" w:eastAsia="Malgun Gothic" w:hAnsi="Malgun Gothic"/>
+          <w:sz w:val="24"/>
+          <w:szCs w:val="24"/>
+        </w:rPr>
+        <w:t xml:space="preserve">1. 사업자 현황</w:t>
+      </w:r>
+    </w:p>
+    <w:p>
+      <w:pPr>
+        <w:spacing w:after="160"/>
+      </w:pPr>
+      <w:r>
+        <w:rPr>
+          <w:rFonts w:ascii="Malgun Gothic" w:cs="Malgun Gothic" w:eastAsia="Malgun Gothic" w:hAnsi="Malgun Gothic"/>
+          <w:sz w:val="24"/>
+          <w:szCs w:val="24"/>
+        </w:rPr>
+        <w:t xml:space="preserve">    1.1 소상공인 증빙</w:t>
+      </w:r>
+    </w:p>
+    <w:p>
+      <w:pPr>
+        <w:spacing w:after="160"/>
+      </w:pPr>
+      <w:r>
+        <w:rPr>
+          <w:rFonts w:ascii="Malgun Gothic" w:cs="Malgun Gothic" w:eastAsia="Malgun Gothic" w:hAnsi="Malgun Gothic"/>
+          <w:sz w:val="24"/>
+          <w:szCs w:val="24"/>
+        </w:rPr>
+        <w:t xml:space="preserve">2. 서비스 내용</w:t>
+      </w:r>
+    </w:p>
+    <w:p>
+      <w:pPr>
+        <w:spacing w:after="160"/>
+      </w:pPr>
+      <w:r>
+        <w:rPr>
+          <w:rFonts w:ascii="Malgun Gothic" w:cs="Malgun Gothic" w:eastAsia="Malgun Gothic" w:hAnsi="Malgun Gothic"/>
+          <w:sz w:val="24"/>
+          <w:szCs w:val="24"/>
+        </w:rPr>
+        <w:t xml:space="preserve">    2.1 서비스 시나리오</w:t>
+      </w:r>
+    </w:p>
+    <w:p>
+      <w:pPr>
+        <w:spacing w:after="160"/>
+      </w:pPr>
+      <w:r>
+        <w:rPr>
+          <w:rFonts w:ascii="Malgun Gothic" w:cs="Malgun Gothic" w:eastAsia="Malgun Gothic" w:hAnsi="Malgun Gothic"/>
+          <w:sz w:val="24"/>
+          <w:szCs w:val="24"/>
+        </w:rPr>
+        <w:t xml:space="preserve">    2.2 위치정보 데이터 흐름도</w:t>
+      </w:r>
+    </w:p>
+    <w:p>
+      <w:pPr>
+        <w:spacing w:after="160"/>
+      </w:pPr>
+      <w:r>
+        <w:rPr>
+          <w:rFonts w:ascii="Malgun Gothic" w:cs="Malgun Gothic" w:eastAsia="Malgun Gothic" w:hAnsi="Malgun Gothic"/>
+          <w:sz w:val="24"/>
+          <w:szCs w:val="24"/>
+        </w:rPr>
+        <w:t xml:space="preserve">첨부</w:t>
+      </w:r>
+    </w:p>
+    <w:p>
+      <w:r>
+        <w:br w:type="page"/>
+      </w:r>
+    </w:p>
+    <w:p>
+      <w:pPr>
         <w:pStyle w:val="Heading1"/>
         <w:spacing w:after="120" w:before="240"/>
       </w:pPr>
@@ -882,15 +981,13 @@
         </w:tblBorders>
       </w:tblPr>
       <w:tblGrid>
-        <w:gridCol w:w="3326"/>
-        <w:gridCol w:w="1700"/>
-        <w:gridCol w:w="2200"/>
-        <w:gridCol w:w="1800"/>
+        <w:gridCol w:w="2000"/>
+        <w:gridCol w:w="7026"/>
       </w:tblGrid>
       <w:tr>
         <w:tc>
           <w:tcPr>
-            <w:tcW w:type="dxa" w:w="3326"/>
+            <w:tcW w:type="dxa" w:w="2000"/>
             <w:tcBorders>
               <w:top w:val="single" w:color="888888" w:sz="4"/>
               <w:left w:val="single" w:color="888888" w:sz="4"/>
@@ -917,13 +1014,13 @@
                 <w:sz w:val="21"/>
                 <w:szCs w:val="21"/>
               </w:rPr>
-              <w:t xml:space="preserve">서비스</w:t>
-            </w:r>
-          </w:p>
-        </w:tc>
-        <w:tc>
-          <w:tcPr>
-            <w:tcW w:type="dxa" w:w="1700"/>
+              <w:t xml:space="preserve">구분</w:t>
+            </w:r>
+          </w:p>
+        </w:tc>
+        <w:tc>
+          <w:tcPr>
+            <w:tcW w:type="dxa" w:w="7026"/>
             <w:tcBorders>
               <w:top w:val="single" w:color="888888" w:sz="4"/>
               <w:left w:val="single" w:color="888888" w:sz="4"/>
@@ -950,13 +1047,15 @@
                 <w:sz w:val="21"/>
                 <w:szCs w:val="21"/>
               </w:rPr>
-              <w:t xml:space="preserve">서비스 요금</w:t>
-            </w:r>
-          </w:p>
-        </w:tc>
-        <w:tc>
-          <w:tcPr>
-            <w:tcW w:type="dxa" w:w="2200"/>
+              <w:t xml:space="preserve">내용</w:t>
+            </w:r>
+          </w:p>
+        </w:tc>
+      </w:tr>
+      <w:tr>
+        <w:tc>
+          <w:tcPr>
+            <w:tcW w:type="dxa" w:w="2000"/>
             <w:tcBorders>
               <w:top w:val="single" w:color="888888" w:sz="4"/>
               <w:left w:val="single" w:color="888888" w:sz="4"/>
@@ -983,13 +1082,45 @@
                 <w:sz w:val="21"/>
                 <w:szCs w:val="21"/>
               </w:rPr>
-              <w:t xml:space="preserve">방식</w:t>
-            </w:r>
-          </w:p>
-        </w:tc>
-        <w:tc>
-          <w:tcPr>
-            <w:tcW w:type="dxa" w:w="1800"/>
+              <w:t xml:space="preserve">서비스</w:t>
+            </w:r>
+          </w:p>
+        </w:tc>
+        <w:tc>
+          <w:tcPr>
+            <w:tcW w:type="dxa" w:w="7026"/>
+            <w:tcBorders>
+              <w:top w:val="single" w:color="888888" w:sz="4"/>
+              <w:left w:val="single" w:color="888888" w:sz="4"/>
+              <w:bottom w:val="single" w:color="888888" w:sz="4"/>
+              <w:right w:val="single" w:color="888888" w:sz="4"/>
+            </w:tcBorders>
+            <w:tcMar>
+              <w:top w:type="dxa" w:w="80"/>
+              <w:left w:type="dxa" w:w="120"/>
+              <w:bottom w:type="dxa" w:w="80"/>
+              <w:right w:type="dxa" w:w="120"/>
+            </w:tcMar>
+          </w:tcPr>
+          <w:p>
+            <w:pPr>
+              <w:spacing w:after="80" w:line="300"/>
+            </w:pPr>
+            <w:r>
+              <w:rPr>
+                <w:rFonts w:ascii="Malgun Gothic" w:cs="Malgun Gothic" w:eastAsia="Malgun Gothic" w:hAnsi="Malgun Gothic"/>
+                <w:sz w:val="21"/>
+                <w:szCs w:val="21"/>
+              </w:rPr>
+              <w:t xml:space="preserve">안내 산악회 인솔자가 방을 만들고, 참가 · 동의한 회원의 위치 · SOS 를 같은 방 사람들이 지도에서 보며 출발 · 하산 탑승을 확인(낙오 · 조난 대비)</w:t>
+            </w:r>
+          </w:p>
+        </w:tc>
+      </w:tr>
+      <w:tr>
+        <w:tc>
+          <w:tcPr>
+            <w:tcW w:type="dxa" w:w="2000"/>
             <w:tcBorders>
               <w:top w:val="single" w:color="888888" w:sz="4"/>
               <w:left w:val="single" w:color="888888" w:sz="4"/>
@@ -1016,7 +1147,37 @@
                 <w:sz w:val="21"/>
                 <w:szCs w:val="21"/>
               </w:rPr>
-              <w:t xml:space="preserve">고객</w:t>
+              <w:t xml:space="preserve">서비스 요금</w:t>
+            </w:r>
+          </w:p>
+        </w:tc>
+        <w:tc>
+          <w:tcPr>
+            <w:tcW w:type="dxa" w:w="7026"/>
+            <w:tcBorders>
+              <w:top w:val="single" w:color="888888" w:sz="4"/>
+              <w:left w:val="single" w:color="888888" w:sz="4"/>
+              <w:bottom w:val="single" w:color="888888" w:sz="4"/>
+              <w:right w:val="single" w:color="888888" w:sz="4"/>
+            </w:tcBorders>
+            <w:tcMar>
+              <w:top w:type="dxa" w:w="80"/>
+              <w:left w:type="dxa" w:w="120"/>
+              <w:bottom w:type="dxa" w:w="80"/>
+              <w:right w:type="dxa" w:w="120"/>
+            </w:tcMar>
+          </w:tcPr>
+          <w:p>
+            <w:pPr>
+              <w:spacing w:after="80" w:line="300"/>
+            </w:pPr>
+            <w:r>
+              <w:rPr>
+                <w:rFonts w:ascii="Malgun Gothic" w:cs="Malgun Gothic" w:eastAsia="Malgun Gothic" w:hAnsi="Malgun Gothic"/>
+                <w:sz w:val="21"/>
+                <w:szCs w:val="21"/>
+              </w:rPr>
+              <w:t xml:space="preserve">무료(광고 · 앱 안 결제 없음)</w:t>
             </w:r>
           </w:p>
         </w:tc>
@@ -1024,67 +1185,40 @@
       <w:tr>
         <w:tc>
           <w:tcPr>
-            <w:tcW w:type="dxa" w:w="3326"/>
-            <w:tcBorders>
-              <w:top w:val="single" w:color="888888" w:sz="4"/>
-              <w:left w:val="single" w:color="888888" w:sz="4"/>
-              <w:bottom w:val="single" w:color="888888" w:sz="4"/>
-              <w:right w:val="single" w:color="888888" w:sz="4"/>
-            </w:tcBorders>
-            <w:tcMar>
-              <w:top w:type="dxa" w:w="80"/>
-              <w:left w:type="dxa" w:w="120"/>
-              <w:bottom w:type="dxa" w:w="80"/>
-              <w:right w:type="dxa" w:w="120"/>
-            </w:tcMar>
-          </w:tcPr>
-          <w:p>
-            <w:pPr>
-              <w:spacing w:after="80" w:line="300"/>
-            </w:pPr>
-            <w:r>
-              <w:rPr>
-                <w:rFonts w:ascii="Malgun Gothic" w:cs="Malgun Gothic" w:eastAsia="Malgun Gothic" w:hAnsi="Malgun Gothic"/>
-                <w:sz w:val="21"/>
-                <w:szCs w:val="21"/>
-              </w:rPr>
-              <w:t xml:space="preserve">안내 산악회 인솔자가 방을 만들고, 참가 · 동의한 회원의 위치 · SOS 를 같은 방 사람들이 지도에서 보며 출발 · 하산 탑승을 확인(낙오 · 조난 대비)</w:t>
-            </w:r>
-          </w:p>
-        </w:tc>
-        <w:tc>
-          <w:tcPr>
-            <w:tcW w:type="dxa" w:w="1700"/>
-            <w:tcBorders>
-              <w:top w:val="single" w:color="888888" w:sz="4"/>
-              <w:left w:val="single" w:color="888888" w:sz="4"/>
-              <w:bottom w:val="single" w:color="888888" w:sz="4"/>
-              <w:right w:val="single" w:color="888888" w:sz="4"/>
-            </w:tcBorders>
-            <w:tcMar>
-              <w:top w:type="dxa" w:w="80"/>
-              <w:left w:type="dxa" w:w="120"/>
-              <w:bottom w:type="dxa" w:w="80"/>
-              <w:right w:type="dxa" w:w="120"/>
-            </w:tcMar>
-          </w:tcPr>
-          <w:p>
-            <w:pPr>
-              <w:spacing w:after="80" w:line="300"/>
-            </w:pPr>
-            <w:r>
-              <w:rPr>
-                <w:rFonts w:ascii="Malgun Gothic" w:cs="Malgun Gothic" w:eastAsia="Malgun Gothic" w:hAnsi="Malgun Gothic"/>
-                <w:sz w:val="21"/>
-                <w:szCs w:val="21"/>
-              </w:rPr>
-              <w:t xml:space="preserve">무료(광고 · 앱 안 결제 없음)</w:t>
-            </w:r>
-          </w:p>
-        </w:tc>
-        <w:tc>
-          <w:tcPr>
-            <w:tcW w:type="dxa" w:w="2200"/>
+            <w:tcW w:type="dxa" w:w="2000"/>
+            <w:tcBorders>
+              <w:top w:val="single" w:color="888888" w:sz="4"/>
+              <w:left w:val="single" w:color="888888" w:sz="4"/>
+              <w:bottom w:val="single" w:color="888888" w:sz="4"/>
+              <w:right w:val="single" w:color="888888" w:sz="4"/>
+            </w:tcBorders>
+            <w:shd w:fill="E8EEF8" w:color="auto" w:val="clear"/>
+            <w:tcMar>
+              <w:top w:type="dxa" w:w="80"/>
+              <w:left w:type="dxa" w:w="120"/>
+              <w:bottom w:type="dxa" w:w="80"/>
+              <w:right w:type="dxa" w:w="120"/>
+            </w:tcMar>
+          </w:tcPr>
+          <w:p>
+            <w:pPr>
+              <w:spacing w:after="80" w:line="300"/>
+            </w:pPr>
+            <w:r>
+              <w:rPr>
+                <w:rFonts w:ascii="Malgun Gothic" w:cs="Malgun Gothic" w:eastAsia="Malgun Gothic" w:hAnsi="Malgun Gothic"/>
+                <w:b/>
+                <w:bCs/>
+                <w:sz w:val="21"/>
+                <w:szCs w:val="21"/>
+              </w:rPr>
+              <w:t xml:space="preserve">방식</w:t>
+            </w:r>
+          </w:p>
+        </w:tc>
+        <w:tc>
+          <w:tcPr>
+            <w:tcW w:type="dxa" w:w="7026"/>
             <w:tcBorders>
               <w:top w:val="single" w:color="888888" w:sz="4"/>
               <w:left w:val="single" w:color="888888" w:sz="4"/>
@@ -1112,9 +1246,44 @@
             </w:r>
           </w:p>
         </w:tc>
-        <w:tc>
-          <w:tcPr>
-            <w:tcW w:type="dxa" w:w="1800"/>
+      </w:tr>
+      <w:tr>
+        <w:tc>
+          <w:tcPr>
+            <w:tcW w:type="dxa" w:w="2000"/>
+            <w:tcBorders>
+              <w:top w:val="single" w:color="888888" w:sz="4"/>
+              <w:left w:val="single" w:color="888888" w:sz="4"/>
+              <w:bottom w:val="single" w:color="888888" w:sz="4"/>
+              <w:right w:val="single" w:color="888888" w:sz="4"/>
+            </w:tcBorders>
+            <w:shd w:fill="E8EEF8" w:color="auto" w:val="clear"/>
+            <w:tcMar>
+              <w:top w:type="dxa" w:w="80"/>
+              <w:left w:type="dxa" w:w="120"/>
+              <w:bottom w:type="dxa" w:w="80"/>
+              <w:right w:type="dxa" w:w="120"/>
+            </w:tcMar>
+          </w:tcPr>
+          <w:p>
+            <w:pPr>
+              <w:spacing w:after="80" w:line="300"/>
+            </w:pPr>
+            <w:r>
+              <w:rPr>
+                <w:rFonts w:ascii="Malgun Gothic" w:cs="Malgun Gothic" w:eastAsia="Malgun Gothic" w:hAnsi="Malgun Gothic"/>
+                <w:b/>
+                <w:bCs/>
+                <w:sz w:val="21"/>
+                <w:szCs w:val="21"/>
+              </w:rPr>
+              <w:t xml:space="preserve">고객</w:t>
+            </w:r>
+          </w:p>
+        </w:tc>
+        <w:tc>
+          <w:tcPr>
+            <w:tcW w:type="dxa" w:w="7026"/>
             <w:tcBorders>
               <w:top w:val="single" w:color="888888" w:sz="4"/>
               <w:left w:val="single" w:color="888888" w:sz="4"/>
@@ -1146,15 +1315,17 @@
     </w:tbl>
     <w:p>
       <w:pPr>
-        <w:spacing w:after="80" w:line="300"/>
+        <w:spacing w:after="100" w:before="240"/>
       </w:pPr>
       <w:r>
         <w:rPr>
           <w:rFonts w:ascii="Malgun Gothic" w:cs="Malgun Gothic" w:eastAsia="Malgun Gothic" w:hAnsi="Malgun Gothic"/>
+          <w:b/>
+          <w:bCs/>
           <w:sz w:val="21"/>
           <w:szCs w:val="21"/>
         </w:rPr>
-        <w:t xml:space="preserve"/>
+        <w:t xml:space="preserve">덧붙임 - 위치정보 처리 상세</w:t>
       </w:r>
     </w:p>
     <w:tbl>
@@ -1768,7 +1939,7 @@
             <w:r>
               <w:drawing>
                 <wp:inline distT="0" distB="0" distL="0" distR="0">
-                  <wp:extent cx="1905000" cy="4095750"/>
+                  <wp:extent cx="1676400" cy="3600450"/>
                   <wp:effectExtent t="0" r="0" b="0" l="0"/>
                   <wp:docPr id="1" name="" descr="" title=""/>
                   <wp:cNvGraphicFramePr>
@@ -1793,7 +1964,7 @@
                         <pic:spPr bwMode="auto">
                           <a:xfrm>
                             <a:off x="0" y="0"/>
-                            <a:ext cx="1905000" cy="4095750"/>
+                            <a:ext cx="1676400" cy="3600450"/>
                           </a:xfrm>
                           <a:prstGeom prst="rect">
                             <a:avLst/>
@@ -1843,7 +2014,7 @@
             <w:r>
               <w:drawing>
                 <wp:inline distT="0" distB="0" distL="0" distR="0">
-                  <wp:extent cx="1905000" cy="4095750"/>
+                  <wp:extent cx="1676400" cy="3600450"/>
                   <wp:effectExtent t="0" r="0" b="0" l="0"/>
                   <wp:docPr id="1" name="" descr="" title=""/>
                   <wp:cNvGraphicFramePr>
@@ -1868,7 +2039,7 @@
                         <pic:spPr bwMode="auto">
                           <a:xfrm>
                             <a:off x="0" y="0"/>
-                            <a:ext cx="1905000" cy="4095750"/>
+                            <a:ext cx="1676400" cy="3600450"/>
                           </a:xfrm>
                           <a:prstGeom prst="rect">
                             <a:avLst/>
@@ -1920,7 +2091,7 @@
             <w:r>
               <w:drawing>
                 <wp:inline distT="0" distB="0" distL="0" distR="0">
-                  <wp:extent cx="1905000" cy="4095750"/>
+                  <wp:extent cx="1676400" cy="3600450"/>
                   <wp:effectExtent t="0" r="0" b="0" l="0"/>
                   <wp:docPr id="1" name="" descr="" title=""/>
                   <wp:cNvGraphicFramePr>
@@ -1945,7 +2116,7 @@
                         <pic:spPr bwMode="auto">
                           <a:xfrm>
                             <a:off x="0" y="0"/>
-                            <a:ext cx="1905000" cy="4095750"/>
+                            <a:ext cx="1676400" cy="3600450"/>
                           </a:xfrm>
                           <a:prstGeom prst="rect">
                             <a:avLst/>
@@ -1995,7 +2166,7 @@
             <w:r>
               <w:drawing>
                 <wp:inline distT="0" distB="0" distL="0" distR="0">
-                  <wp:extent cx="1905000" cy="4095750"/>
+                  <wp:extent cx="1676400" cy="3600450"/>
                   <wp:effectExtent t="0" r="0" b="0" l="0"/>
                   <wp:docPr id="1" name="" descr="" title=""/>
                   <wp:cNvGraphicFramePr>
@@ -2020,7 +2191,7 @@
                         <pic:spPr bwMode="auto">
                           <a:xfrm>
                             <a:off x="0" y="0"/>
-                            <a:ext cx="1905000" cy="4095750"/>
+                            <a:ext cx="1676400" cy="3600450"/>
                           </a:xfrm>
                           <a:prstGeom prst="rect">
                             <a:avLst/>
@@ -2072,7 +2243,7 @@
             <w:r>
               <w:drawing>
                 <wp:inline distT="0" distB="0" distL="0" distR="0">
-                  <wp:extent cx="1905000" cy="4095750"/>
+                  <wp:extent cx="1676400" cy="3600450"/>
                   <wp:effectExtent t="0" r="0" b="0" l="0"/>
                   <wp:docPr id="1" name="" descr="" title=""/>
                   <wp:cNvGraphicFramePr>
@@ -2097,7 +2268,7 @@
                         <pic:spPr bwMode="auto">
                           <a:xfrm>
                             <a:off x="0" y="0"/>
-                            <a:ext cx="1905000" cy="4095750"/>
+                            <a:ext cx="1676400" cy="3600450"/>
                           </a:xfrm>
                           <a:prstGeom prst="rect">
                             <a:avLst/>
@@ -2147,7 +2318,7 @@
             <w:r>
               <w:drawing>
                 <wp:inline distT="0" distB="0" distL="0" distR="0">
-                  <wp:extent cx="1905000" cy="4095750"/>
+                  <wp:extent cx="1676400" cy="3600450"/>
                   <wp:effectExtent t="0" r="0" b="0" l="0"/>
                   <wp:docPr id="1" name="" descr="" title=""/>
                   <wp:cNvGraphicFramePr>
@@ -2172,7 +2343,7 @@
                         <pic:spPr bwMode="auto">
                           <a:xfrm>
                             <a:off x="0" y="0"/>
-                            <a:ext cx="1905000" cy="4095750"/>
+                            <a:ext cx="1676400" cy="3600450"/>
                           </a:xfrm>
                           <a:prstGeom prst="rect">
                             <a:avLst/>
@@ -2224,7 +2395,7 @@
             <w:r>
               <w:drawing>
                 <wp:inline distT="0" distB="0" distL="0" distR="0">
-                  <wp:extent cx="1905000" cy="4095750"/>
+                  <wp:extent cx="1676400" cy="3600450"/>
                   <wp:effectExtent t="0" r="0" b="0" l="0"/>
                   <wp:docPr id="1" name="" descr="" title=""/>
                   <wp:cNvGraphicFramePr>
@@ -2249,7 +2420,7 @@
                         <pic:spPr bwMode="auto">
                           <a:xfrm>
                             <a:off x="0" y="0"/>
-                            <a:ext cx="1905000" cy="4095750"/>
+                            <a:ext cx="1676400" cy="3600450"/>
                           </a:xfrm>
                           <a:prstGeom prst="rect">
                             <a:avLst/>
@@ -2299,7 +2470,7 @@
             <w:r>
               <w:drawing>
                 <wp:inline distT="0" distB="0" distL="0" distR="0">
-                  <wp:extent cx="1905000" cy="4095750"/>
+                  <wp:extent cx="1676400" cy="3600450"/>
                   <wp:effectExtent t="0" r="0" b="0" l="0"/>
                   <wp:docPr id="1" name="" descr="" title=""/>
                   <wp:cNvGraphicFramePr>
@@ -2324,7 +2495,7 @@
                         <pic:spPr bwMode="auto">
                           <a:xfrm>
                             <a:off x="0" y="0"/>
-                            <a:ext cx="1905000" cy="4095750"/>
+                            <a:ext cx="1676400" cy="3600450"/>
                           </a:xfrm>
                           <a:prstGeom prst="rect">
                             <a:avLst/>

--- a/docs/lbs/lbs-설명자료-초안.docx
+++ b/docs/lbs/lbs-설명자료-초안.docx
@@ -1599,7 +1599,33 @@
                 <w:sz w:val="21"/>
                 <w:szCs w:val="21"/>
               </w:rPr>
-              <w:t xml:space="preserve">위치 · 지나온 길은 서버 메모리에만(파일 · DB 에 쓰지 않음). 방을 나가면 그 사람 것, 방이 끝나면(인솔자가 끝냄 · 취소, 또는 하산 마감 6시간 뒤 - SOS 회원이 있으면 24시간 뒤, 늦어도 만든 지 40일) 방 전체를 지움</w:t>
+              <w:t xml:space="preserve">회원 위치 · 지나온 길: 서버 메모리에만(파일 · DB 에 쓰지 않음).</w:t>
+            </w:r>
+          </w:p>
+          <w:p>
+            <w:pPr>
+              <w:spacing w:after="80" w:line="300"/>
+            </w:pPr>
+            <w:r>
+              <w:rPr>
+                <w:rFonts w:ascii="Malgun Gothic" w:cs="Malgun Gothic" w:eastAsia="Malgun Gothic" w:hAnsi="Malgun Gothic"/>
+                <w:sz w:val="21"/>
+                <w:szCs w:val="21"/>
+              </w:rPr>
+              <w:t xml:space="preserve">방 정보 파일(서버, 권한 600 - 재시작 · 배포에도 산행 날까지 이어지게): 방 이름 · 시각 · 인솔자 이름 · 연락처 · 회원 별명 · 좌석 · 탑승지 · 탑승 표시 · 버스 세운 자리(인솔자 · 운전자가 "지금 내 자리를 버스로" 누른 곳). 회원 위치는 없음.</w:t>
+            </w:r>
+          </w:p>
+          <w:p>
+            <w:pPr>
+              <w:spacing w:after="80" w:line="300"/>
+            </w:pPr>
+            <w:r>
+              <w:rPr>
+                <w:rFonts w:ascii="Malgun Gothic" w:cs="Malgun Gothic" w:eastAsia="Malgun Gothic" w:hAnsi="Malgun Gothic"/>
+                <w:sz w:val="21"/>
+                <w:szCs w:val="21"/>
+              </w:rPr>
+              <w:t xml:space="preserve">방을 나가면 그 사람 것, 방이 끝나면(인솔자가 끝냄 · 취소, 또는 하산 마감 6시간 뒤 - SOS 회원이 있으면 24시간 뒤, 늦어도 만든 지 40일) 방 전체를 지움.</w:t>
             </w:r>
           </w:p>
         </w:tc>
@@ -1896,7 +1922,7 @@
           <w:sz w:val="21"/>
           <w:szCs w:val="21"/>
         </w:rPr>
-        <w:t xml:space="preserve">시험 방(가상 인솔자 "시험대장" · 010-0000-0000, 가상 회원)으로 찍은 화면입니다.</w:t>
+        <w:t xml:space="preserve">시험 방(가상 인솔자 "시험대장" · 010-0000-0000, 가상 회원)으로 찍은 화면입니다. 지도 칸(회원 점 · SOS · 지나온 길)은 실제 폰 화면으로 바꿔 넣으면 더 잘 보입니다.</w:t>
       </w:r>
     </w:p>
     <w:tbl>
@@ -2014,7 +2040,7 @@
             <w:r>
               <w:drawing>
                 <wp:inline distT="0" distB="0" distL="0" distR="0">
-                  <wp:extent cx="1676400" cy="3600450"/>
+                  <wp:extent cx="1676400" cy="1733550"/>
                   <wp:effectExtent t="0" r="0" b="0" l="0"/>
                   <wp:docPr id="1" name="" descr="" title=""/>
                   <wp:cNvGraphicFramePr>
@@ -2039,7 +2065,7 @@
                         <pic:spPr bwMode="auto">
                           <a:xfrm>
                             <a:off x="0" y="0"/>
-                            <a:ext cx="1676400" cy="3600450"/>
+                            <a:ext cx="1676400" cy="1733550"/>
                           </a:xfrm>
                           <a:prstGeom prst="rect">
                             <a:avLst/>
@@ -2166,7 +2192,7 @@
             <w:r>
               <w:drawing>
                 <wp:inline distT="0" distB="0" distL="0" distR="0">
-                  <wp:extent cx="1676400" cy="3600450"/>
+                  <wp:extent cx="1676400" cy="2171700"/>
                   <wp:effectExtent t="0" r="0" b="0" l="0"/>
                   <wp:docPr id="1" name="" descr="" title=""/>
                   <wp:cNvGraphicFramePr>
@@ -2191,7 +2217,7 @@
                         <pic:spPr bwMode="auto">
                           <a:xfrm>
                             <a:off x="0" y="0"/>
-                            <a:ext cx="1676400" cy="3600450"/>
+                            <a:ext cx="1676400" cy="2171700"/>
                           </a:xfrm>
                           <a:prstGeom prst="rect">
                             <a:avLst/>
@@ -2318,7 +2344,7 @@
             <w:r>
               <w:drawing>
                 <wp:inline distT="0" distB="0" distL="0" distR="0">
-                  <wp:extent cx="1676400" cy="3600450"/>
+                  <wp:extent cx="1676400" cy="2324100"/>
                   <wp:effectExtent t="0" r="0" b="0" l="0"/>
                   <wp:docPr id="1" name="" descr="" title=""/>
                   <wp:cNvGraphicFramePr>
@@ -2343,7 +2369,7 @@
                         <pic:spPr bwMode="auto">
                           <a:xfrm>
                             <a:off x="0" y="0"/>
-                            <a:ext cx="1676400" cy="3600450"/>
+                            <a:ext cx="1676400" cy="2324100"/>
                           </a:xfrm>
                           <a:prstGeom prst="rect">
                             <a:avLst/>
@@ -2395,7 +2421,7 @@
             <w:r>
               <w:drawing>
                 <wp:inline distT="0" distB="0" distL="0" distR="0">
-                  <wp:extent cx="1676400" cy="3600450"/>
+                  <wp:extent cx="1676400" cy="2105025"/>
                   <wp:effectExtent t="0" r="0" b="0" l="0"/>
                   <wp:docPr id="1" name="" descr="" title=""/>
                   <wp:cNvGraphicFramePr>
@@ -2420,7 +2446,7 @@
                         <pic:spPr bwMode="auto">
                           <a:xfrm>
                             <a:off x="0" y="0"/>
-                            <a:ext cx="1676400" cy="3600450"/>
+                            <a:ext cx="1676400" cy="2105025"/>
                           </a:xfrm>
                           <a:prstGeom prst="rect">
                             <a:avLst/>
@@ -2552,7 +2578,7 @@
       <w:r>
         <w:drawing>
           <wp:inline distT="0" distB="0" distL="0" distR="0">
-            <wp:extent cx="5715000" cy="2571750"/>
+            <wp:extent cx="5715000" cy="2371725"/>
             <wp:effectExtent t="0" r="0" b="0" l="0"/>
             <wp:docPr id="1" name="" descr="" title=""/>
             <wp:cNvGraphicFramePr>
@@ -2577,7 +2603,7 @@
                   <pic:spPr bwMode="auto">
                     <a:xfrm>
                       <a:off x="0" y="0"/>
-                      <a:ext cx="5715000" cy="2571750"/>
+                      <a:ext cx="5715000" cy="2371725"/>
                     </a:xfrm>
                     <a:prstGeom prst="rect">
                       <a:avLst/>
